--- a/frontend/templates/Revision-Unit-7-Group-215-Reading-Preview.docx
+++ b/frontend/templates/Revision-Unit-7-Group-215-Reading-Preview.docx
@@ -4,40 +4,25 @@
   <w:body>
     <w:p>
       <w:pPr>
-        <w:pStyle w:val="Heading1"/>
+        <w:pStyle w:val="Title"/>
       </w:pPr>
       <w:r>
-        <w:t>Reading preview · Unit 7</w:t>
+        <w:t>Evolve 5 · Unit 7 · Reading preview</w:t>
       </w:r>
     </w:p>
     <w:p>
       <w:r>
-        <w:t>Read the short passage before starting the test. Your teacher will tell you when to begin.</w:t>
+        <w:t>Read this short text before starting the revision test. Your teacher will tell you when to begin.</w:t>
       </w:r>
     </w:p>
     <w:p>
       <w:r>
-        <w:t>Finding fulfilment at work can feel like discovering a calling.</w:t>
-      </w:r>
-    </w:p>
-    <w:p>
-      <w:r>
-        <w:t>An entrepreneurial person may enjoy shadowing a business owner before launching a company.</w:t>
-      </w:r>
-    </w:p>
-    <w:p>
-      <w:r>
-        <w:t>An impulsive purchase is often encouraged by scarcity, while an unobtrusive nudge can influence a choice.</w:t>
-      </w:r>
-    </w:p>
-    <w:p>
-      <w:r>
-        <w:t>Our aspirations need a sensible yardstick, especially when a decision becomes a conundrum.</w:t>
+        <w:t>After several years in a well-paid job, Lena realised that earning more money was no longer enough to give her a sense of fulfilment. She had always enjoyed baking, but she wasn’t sure whether running a café was really her calling. Instead of making an impulsive decision, she spent a week shadowing a local business owner and asking about the challenges of running a café. That experience gave her a more realistic yardstick for judging her aspirations: she now knew what the work involved, rather than simply imagining a more exciting life.</w:t>
       </w:r>
     </w:p>
     <w:sectPr>
       <w:pgSz w:w="11906" w:h="16838"/>
-      <w:pgMar w:top="737" w:right="850" w:bottom="737" w:left="850" w:header="720" w:footer="720" w:gutter="0"/>
+      <w:pgMar w:top="1134" w:right="1134" w:bottom="1134" w:left="1134" w:header="720" w:footer="720" w:gutter="0"/>
       <w:cols w:space="720"/>
       <w:docGrid w:linePitch="360"/>
     </w:sectPr>
@@ -408,12 +393,9 @@
     <w:name w:val="Normal"/>
     <w:qFormat/>
     <w:rsid w:val="00FC693F"/>
-    <w:pPr>
-      <w:spacing w:after="100"/>
-    </w:pPr>
     <w:rPr>
       <w:rFonts w:ascii="Calibri" w:hAnsi="Calibri"/>
-      <w:sz w:val="22"/>
+      <w:sz w:val="24"/>
     </w:rPr>
   </w:style>
   <w:style w:type="paragraph" w:styleId="Header">
